--- a/03 App/app/docs/standards/CS-004 Mold Sealing, Release & Surface Prep.docx
+++ b/03 App/app/docs/standards/CS-004 Mold Sealing, Release & Surface Prep.docx
@@ -119,7 +119,7 @@
               <w:rPr>
                 <w:sz w:val="19"/>
               </w:rPr>
-              <w:t>B</w:t>
+              <w:t>C</w:t>
             </w:r>
           </w:p>
         </w:tc>
@@ -177,7 +177,7 @@
               <w:rPr>
                 <w:sz w:val="19"/>
               </w:rPr>
-              <w:t>2026-07-28</w:t>
+              <w:t>2026-08-03</w:t>
             </w:r>
           </w:p>
         </w:tc>
@@ -598,6 +598,60 @@
                 <w:sz w:val="19"/>
               </w:rPr>
               <w:t>Language pass: fewer em dashes for rhythm variety, no content change.</w:t>
+            </w:r>
+          </w:p>
+        </w:tc>
+      </w:tr>
+      <w:tr>
+        <w:tc>
+          <w:tcPr>
+            <w:tcW w:type="dxa" w:w="2412"/>
+          </w:tcPr>
+          <w:p>
+            <w:r>
+              <w:rPr>
+                <w:sz w:val="19"/>
+              </w:rPr>
+              <w:t>C</w:t>
+            </w:r>
+          </w:p>
+        </w:tc>
+        <w:tc>
+          <w:tcPr>
+            <w:tcW w:type="dxa" w:w="2412"/>
+          </w:tcPr>
+          <w:p>
+            <w:r>
+              <w:rPr>
+                <w:sz w:val="19"/>
+              </w:rPr>
+              <w:t>2026-08-03</w:t>
+            </w:r>
+          </w:p>
+        </w:tc>
+        <w:tc>
+          <w:tcPr>
+            <w:tcW w:type="dxa" w:w="2412"/>
+          </w:tcPr>
+          <w:p>
+            <w:r>
+              <w:rPr>
+                <w:sz w:val="19"/>
+              </w:rPr>
+              <w:t>Claude</w:t>
+            </w:r>
+          </w:p>
+        </w:tc>
+        <w:tc>
+          <w:tcPr>
+            <w:tcW w:type="dxa" w:w="2412"/>
+          </w:tcPr>
+          <w:p>
+            <w:r>
+              <w:rPr>
+                <w:sz w:val="19"/>
+              </w:rPr>
+              <w:t>New §7.5 Identify, the last step after every wet operation: where the mold label goes, the 40 mm flange keep-out, the 220-grit scuff, and the reprint-on-reseal rule (CS-001 §7.4).</w:t>
             </w:r>
           </w:p>
         </w:tc>
@@ -2429,7 +2483,7 @@
         <w:pStyle w:val="ListNumber"/>
       </w:pPr>
       <w:r>
-        <w:t>Mark the mold's WO with sealing + release done (who, when, products, batch masses, coat counts).</w:t>
+        <w:t>Mark the mold's record with sealing and release done (who, when, products, batch masses, coat counts), and set its stage to Sealed.</w:t>
       </w:r>
     </w:p>
     <w:tbl>
@@ -2466,6 +2520,101 @@
       </w:tr>
     </w:tbl>
     <w:p/>
+    <w:p>
+      <w:pPr>
+        <w:pStyle w:val="Heading3"/>
+      </w:pPr>
+      <w:r>
+        <w:t>7.5 Identify</w:t>
+      </w:r>
+    </w:p>
+    <w:p>
+      <w:r>
+        <w:t>The last step, after every wet operation is finished. Doing it earlier does not work: a label applied before the XCR either gets brushed over, becoming a permanent bump in the seal coat, or gets peeled off and leaves adhesive the XCR will not wet out.</w:t>
+      </w:r>
+    </w:p>
+    <w:p>
+      <w:pPr>
+        <w:pStyle w:val="ListNumber"/>
+      </w:pPr>
+      <w:r>
+        <w:t xml:space="preserve">Choose a patch on the </w:t>
+      </w:r>
+      <w:r>
+        <w:rPr>
+          <w:b/>
+        </w:rPr>
+        <w:t>back face</w:t>
+      </w:r>
+      <w:r>
+        <w:t xml:space="preserve">, at least 25 mm inboard of the mold outline on every side. Never the working surface. </w:t>
+      </w:r>
+      <w:r>
+        <w:rPr>
+          <w:b/>
+        </w:rPr>
+        <w:t>Never within 40 mm of the flange perimeter</w:t>
+      </w:r>
+      <w:r>
+        <w:t xml:space="preserve"> — tacky tape is 12.7 mm wide, and a label edge under the seal is a leak channel you will not find at 27 inHg (CS-001 §6).</w:t>
+      </w:r>
+    </w:p>
+    <w:p>
+      <w:pPr>
+        <w:pStyle w:val="ListNumber"/>
+      </w:pPr>
+      <w:r>
+        <w:t>Scuff the patch to 220 grit and wipe with IPA. Tooling board is porous; without this the adhesive has nothing to key into and the label curls off within a month.</w:t>
+      </w:r>
+    </w:p>
+    <w:p>
+      <w:pPr>
+        <w:pStyle w:val="ListNumber"/>
+      </w:pPr>
+      <w:r>
+        <w:t>Print the mold's label from the app and apply it. Check the printed parts-pulled count and seal date match what you just recorded.</w:t>
+      </w:r>
+    </w:p>
+    <w:p>
+      <w:pPr>
+        <w:pStyle w:val="ListNumber"/>
+      </w:pPr>
+      <w:r>
+        <w:t>Confirm the engraved ID from CS-005 is still legible. If machining or rework removed it, re-engrave or stamp before the mold leaves.</w:t>
+      </w:r>
+    </w:p>
+    <w:p>
+      <w:pPr>
+        <w:ind w:left="432"/>
+      </w:pPr>
+      <w:r>
+        <w:rPr>
+          <w:b/>
+        </w:rPr>
+        <w:t xml:space="preserve">⚠ CAUTION: </w:t>
+      </w:r>
+      <w:r>
+        <w:t xml:space="preserve">On a </w:t>
+      </w:r>
+      <w:r>
+        <w:rPr>
+          <w:b/>
+        </w:rPr>
+        <w:t>re-seal</w:t>
+      </w:r>
+      <w:r>
+        <w:t xml:space="preserve">, the old label comes off with the strip and a new one is printed carrying the new seal date and the incremented parts-pulled count. A label reading </w:t>
+      </w:r>
+      <w:r>
+        <w:rPr>
+          <w:rFonts w:ascii="Courier New" w:hAnsi="Courier New"/>
+        </w:rPr>
+        <w:t>SEALED 2025-11-02 · USES 09</w:t>
+      </w:r>
+      <w:r>
+        <w:t xml:space="preserve"> is telling you something important, and reprinting is how it stays true.</w:t>
+      </w:r>
+    </w:p>
     <w:p>
       <w:pPr>
         <w:pStyle w:val="Heading2"/>

--- a/03 App/app/docs/standards/CS-004 Mold Sealing, Release & Surface Prep.docx
+++ b/03 App/app/docs/standards/CS-004 Mold Sealing, Release & Surface Prep.docx
@@ -119,7 +119,7 @@
               <w:rPr>
                 <w:sz w:val="19"/>
               </w:rPr>
-              <w:t>C</w:t>
+              <w:t>D</w:t>
             </w:r>
           </w:p>
         </w:tc>
@@ -177,7 +177,7 @@
               <w:rPr>
                 <w:sz w:val="19"/>
               </w:rPr>
-              <w:t>2026-08-03</w:t>
+              <w:t>2026-08-28</w:t>
             </w:r>
           </w:p>
         </w:tc>
@@ -652,6 +652,60 @@
                 <w:sz w:val="19"/>
               </w:rPr>
               <w:t>New §7.5 Identify, the last step after every wet operation: where the mold label goes, the 40 mm flange keep-out, the 220-grit scuff, and the reprint-on-reseal rule (CS-001 §7.4).</w:t>
+            </w:r>
+          </w:p>
+        </w:tc>
+      </w:tr>
+      <w:tr>
+        <w:tc>
+          <w:tcPr>
+            <w:tcW w:type="dxa" w:w="2412"/>
+          </w:tcPr>
+          <w:p>
+            <w:r>
+              <w:rPr>
+                <w:sz w:val="19"/>
+              </w:rPr>
+              <w:t>D</w:t>
+            </w:r>
+          </w:p>
+        </w:tc>
+        <w:tc>
+          <w:tcPr>
+            <w:tcW w:type="dxa" w:w="2412"/>
+          </w:tcPr>
+          <w:p>
+            <w:r>
+              <w:rPr>
+                <w:sz w:val="19"/>
+              </w:rPr>
+              <w:t>2026-08-28</w:t>
+            </w:r>
+          </w:p>
+        </w:tc>
+        <w:tc>
+          <w:tcPr>
+            <w:tcW w:type="dxa" w:w="2412"/>
+          </w:tcPr>
+          <w:p>
+            <w:r>
+              <w:rPr>
+                <w:sz w:val="19"/>
+              </w:rPr>
+              <w:t>Claude</w:t>
+            </w:r>
+          </w:p>
+        </w:tc>
+        <w:tc>
+          <w:tcPr>
+            <w:tcW w:type="dxa" w:w="2412"/>
+          </w:tcPr>
+          <w:p>
+            <w:r>
+              <w:rPr>
+                <w:sz w:val="19"/>
+              </w:rPr>
+              <w:t>Engineering pass (CS-000 Rev C conventions). Figure 1 draws the full release stack in section and puts the overcoat window on a timeline, because the window is the one number in this doc that expires while you watch. No rule changed.</w:t>
             </w:r>
           </w:p>
         </w:tc>
@@ -1198,7 +1252,7 @@
               <w:rPr>
                 <w:sz w:val="19"/>
               </w:rPr>
-              <w:t xml:space="preserve"> (2 : 1 by volume — weight preferred)</w:t>
+              <w:t xml:space="preserve"> (2 : 1 by volume; weight preferred)</w:t>
             </w:r>
           </w:p>
         </w:tc>
@@ -1346,7 +1400,7 @@
               <w:rPr>
                 <w:sz w:val="19"/>
               </w:rPr>
-              <w:t>≥14 days at 20 °C (no post-cure oven available — plan mold use accordingly)</w:t>
+              <w:t>≥14 days at 20 °C (no post-cure oven available; plan mold use accordingly)</w:t>
             </w:r>
           </w:p>
         </w:tc>
@@ -1428,7 +1482,7 @@
         <w:t>Sealing</w:t>
       </w:r>
       <w:r>
-        <w:t xml:space="preserve"> — closing the open cells of machined tooling board so laminating resin cannot soak in and lock the part on.</w:t>
+        <w:t>: closing the open cells of machined tooling board so laminating resin cannot soak in and lock the part on.</w:t>
       </w:r>
     </w:p>
     <w:p>
@@ -1442,7 +1496,7 @@
         <w:t>Release system</w:t>
       </w:r>
       <w:r>
-        <w:t xml:space="preserve"> — the sacrificial layers (wax, then PVA film) that let the cured part separate from the sealed mold.</w:t>
+        <w:t>: the sacrificial layers (wax, then PVA film) that let the cured part separate from the sealed mold.</w:t>
       </w:r>
     </w:p>
     <w:p>
@@ -1456,7 +1510,7 @@
         <w:t>Etch / scribe lines</w:t>
       </w:r>
       <w:r>
-        <w:t xml:space="preserve"> — machined reference marks on the mold (part trim lines, datums). Preserving their visibility is a hard requirement of sealing.</w:t>
+        <w:t>: machined reference marks on the mold (part trim lines, datums). Preserving their visibility is a hard requirement of sealing.</w:t>
       </w:r>
     </w:p>
     <w:p>
@@ -1470,7 +1524,7 @@
         <w:t>B-stage / firm-but-tacky</w:t>
       </w:r>
       <w:r>
-        <w:t xml:space="preserve"> — resin firm enough not to flow, soft enough to indent with a fingernail, slight surface tack: the correct state for overcoating (R1).</w:t>
+        <w:t>: resin firm enough not to flow, soft enough to indent with a fingernail, slight surface tack: the correct state for overcoating (R1).</w:t>
       </w:r>
     </w:p>
     <w:p>
@@ -1609,7 +1663,7 @@
               <w:rPr>
                 <w:sz w:val="19"/>
               </w:rPr>
-              <w:t>R1. Order ≥6 weeks ahead (UK customs — PP-02)</w:t>
+              <w:t>R1. Order ≥6 weeks ahead (UK customs, PP-02)</w:t>
             </w:r>
           </w:p>
         </w:tc>
@@ -2050,6 +2104,59 @@
     <w:p/>
     <w:p>
       <w:pPr>
+        <w:jc w:val="center"/>
+      </w:pPr>
+      <w:r>
+        <w:drawing>
+          <wp:inline xmlns:a="http://schemas.openxmlformats.org/drawingml/2006/main" xmlns:pic="http://schemas.openxmlformats.org/drawingml/2006/picture">
+            <wp:extent cx="5669280" cy="2770216"/>
+            <wp:docPr id="1" name="Picture 1"/>
+            <wp:cNvGraphicFramePr>
+              <a:graphicFrameLocks noChangeAspect="1"/>
+            </wp:cNvGraphicFramePr>
+            <a:graphic>
+              <a:graphicData uri="http://schemas.openxmlformats.org/drawingml/2006/picture">
+                <pic:pic>
+                  <pic:nvPicPr>
+                    <pic:cNvPr id="0" name="cs004-seal-stack.png"/>
+                    <pic:cNvPicPr/>
+                  </pic:nvPicPr>
+                  <pic:blipFill>
+                    <a:blip r:embed="rId9"/>
+                    <a:stretch>
+                      <a:fillRect/>
+                    </a:stretch>
+                  </pic:blipFill>
+                  <pic:spPr>
+                    <a:xfrm>
+                      <a:off x="0" y="0"/>
+                      <a:ext cx="5669280" cy="2770216"/>
+                    </a:xfrm>
+                    <a:prstGeom prst="rect"/>
+                  </pic:spPr>
+                </pic:pic>
+              </a:graphicData>
+            </a:graphic>
+          </wp:inline>
+        </w:drawing>
+      </w:r>
+    </w:p>
+    <w:p>
+      <w:pPr>
+        <w:jc w:val="center"/>
+      </w:pPr>
+      <w:r>
+        <w:rPr>
+          <w:i/>
+          <w:color w:val="505050"/>
+          <w:sz w:val="18"/>
+        </w:rPr>
+        <w:t>Figure 1. Top: everything that ends up on the mold surface, in order. Bottom: the XCR overcoat clock at 20 °C; the shaded span is the firm-but-tacky window where a second coat bonds with no prep.</w:t>
+      </w:r>
+    </w:p>
+    <w:p/>
+    <w:p>
+      <w:pPr>
         <w:pStyle w:val="Heading2"/>
       </w:pPr>
       <w:r>
@@ -2109,7 +2216,7 @@
         <w:t>Respirator:</w:t>
       </w:r>
       <w:r>
-        <w:t xml:space="preserve"> for prolonged brushing on large molds (undertray-scale) or poorly ventilated conditions, wear the team respirator with A-type (brown, EN 14387 A1) organic-vapor cartridges — dust filters alone do nothing against epoxy vapors.</w:t>
+        <w:t xml:space="preserve"> for prolonged brushing on large molds (undertray-scale) or poorly ventilated conditions, wear the team respirator with A-type (brown, EN 14387 A1) organic-vapor cartridges; dust filters alone do nothing against epoxy vapors.</w:t>
       </w:r>
     </w:p>
     <w:p>
@@ -2137,7 +2244,7 @@
         <w:t>Exotherm:</w:t>
       </w:r>
       <w:r>
-        <w:t xml:space="preserve"> mixed XCR left in the pot self-accelerates (R1). Small batches, transfer to the surface promptly; if a cup gets hot/smokes, set it outside on concrete and let it finish — do not bin it hot (see CS-008).</w:t>
+        <w:t xml:space="preserve"> mixed XCR left in the pot self-accelerates (R1). Small batches, transfer to the surface promptly; if a cup gets hot/smokes, set it outside on concrete and let it finish; do not bin it hot (see CS-008).</w:t>
       </w:r>
     </w:p>
     <w:p>
@@ -2450,7 +2557,7 @@
         <w:pStyle w:val="ListNumber"/>
       </w:pPr>
       <w:r>
-        <w:t xml:space="preserve">On a fresh sealed mold: apply Formula Five wax per R4 — thin film, let haze, buff with clean microfiber. </w:t>
+        <w:t xml:space="preserve">On a fresh sealed mold: apply Formula Five wax per R4: thin film, let haze, buff with clean microfiber. </w:t>
       </w:r>
       <w:r>
         <w:rPr>
@@ -2467,7 +2574,7 @@
         <w:pStyle w:val="ListNumber"/>
       </w:pPr>
       <w:r>
-        <w:t>Apply Partall #10 PVA film per R3 — thin, even coats; let each dry fully (it dries to a visible glossy film). 2 coats.</w:t>
+        <w:t>Apply Partall #10 PVA film per R3: thin, even coats; let each dry fully (it dries to a visible glossy film). 2 coats.</w:t>
       </w:r>
     </w:p>
     <w:p>
@@ -2511,7 +2618,7 @@
                 <w:color w:val="808080"/>
               </w:rPr>
               <w:br/>
-              <w:t>[ PHOTO: PVA film drying — even gloss, no fisheyes ]</w:t>
+              <w:t>[ PHOTO: PVA film drying: even gloss, no fisheyes ]</w:t>
               <w:br/>
               <w:br/>
             </w:r>
@@ -2556,7 +2663,7 @@
         <w:t>Never within 40 mm of the flange perimeter</w:t>
       </w:r>
       <w:r>
-        <w:t xml:space="preserve"> — tacky tape is 12.7 mm wide, and a label edge under the seal is a leak channel you will not find at 27 inHg (CS-001 §6).</w:t>
+        <w:t>: tacky tape is 12.7 mm wide, and a label edge under the seal is a leak channel you will not find at 27 inHg (CS-001 §6).</w:t>
       </w:r>
     </w:p>
     <w:p>
